--- a/public/RESUME.docx
+++ b/public/RESUME.docx
@@ -827,37 +827,8 @@
           <w:sz w:val="20"/>
           <w:szCs w:val="20"/>
         </w:rPr>
-        <w:t>I hereby declared that the above information given by me is true to best of my knowledge.</w:t>
-      </w:r>
-    </w:p>
-    <w:p>
-      <w:pPr>
-        <w:ind w:left="360"/>
-        <w:rPr>
-          <w:sz w:val="36"/>
-          <w:szCs w:val="36"/>
-        </w:rPr>
-      </w:pPr>
-    </w:p>
-    <w:p>
-      <w:pPr>
-        <w:ind w:left="360"/>
-      </w:pPr>
-      <w:r>
-        <w:rPr>
-          <w:b/>
-          <w:bCs/>
-        </w:rPr>
-        <w:lastRenderedPageBreak/>
-        <w:t xml:space="preserve"> </w:t>
-      </w:r>
-    </w:p>
-    <w:p>
-      <w:pPr>
-        <w:rPr>
-          <w:lang w:val="en-US"/>
-        </w:rPr>
-      </w:pPr>
+        <w:t xml:space="preserve">I hereby declared that the above information given by me is true to best of my </w:t>
+      </w:r>
     </w:p>
     <w:sectPr>
       <w:pgSz w:w="11906" w:h="16838"/>
